--- a/arb/docx/018.content.docx
+++ b/arb/docx/018.content.docx
@@ -286,20 +286,14 @@
         </w:rPr>
         <w:t xml:space="preserve"> هي مدينة صغيرة في منطقة </w:t>
       </w:r>
-      <w:hyperlink r:id="rId13">
-        <w:r>
-          <w:rPr>
-            <w:rtl/>
-            <w:cs/>
-            <w:lang w:val="ar_AE" w:bidi="ar_AE"/>
-          </w:rPr>
-          <w:rPr>
-            <w:color w:val="0000EE"/>
-            <w:u w:val="single"/>
-          </w:rPr>
-          <w:t>الجليل</w:t>
-        </w:r>
-      </w:hyperlink>
+      <w:r>
+        <w:rPr>
+          <w:rtl/>
+          <w:cs/>
+          <w:lang w:val="ar_AE" w:bidi="ar_AE"/>
+        </w:rPr>
+        <w:t>الجليل</w:t>
+      </w:r>
       <w:r>
         <w:rPr>
           <w:rtl/>
@@ -308,20 +302,14 @@
         </w:rPr>
         <w:t xml:space="preserve">، في شمال </w:t>
       </w:r>
-      <w:hyperlink r:id="rId14">
-        <w:r>
-          <w:rPr>
-            <w:rtl/>
-            <w:cs/>
-            <w:lang w:val="ar_AE" w:bidi="ar_AE"/>
-          </w:rPr>
-          <w:rPr>
-            <w:color w:val="0000EE"/>
-            <w:u w:val="single"/>
-          </w:rPr>
-          <w:t>إسرائيل</w:t>
-        </w:r>
-      </w:hyperlink>
+      <w:r>
+        <w:rPr>
+          <w:rtl/>
+          <w:cs/>
+          <w:lang w:val="ar_AE" w:bidi="ar_AE"/>
+        </w:rPr>
+        <w:t>إسرائيل</w:t>
+      </w:r>
       <w:r>
         <w:rPr>
           <w:rtl/>
@@ -330,20 +318,14 @@
         </w:rPr>
         <w:t xml:space="preserve">. ولا تظهر الناصرة في العهد القديم، فالمرة الأولى التي نسمع فيها عن هذه المدينة هي عندما نسمع أن </w:t>
       </w:r>
-      <w:hyperlink r:id="rId15">
-        <w:r>
-          <w:rPr>
-            <w:rtl/>
-            <w:cs/>
-            <w:lang w:val="ar_AE" w:bidi="ar_AE"/>
-          </w:rPr>
-          <w:rPr>
-            <w:color w:val="0000EE"/>
-            <w:u w:val="single"/>
-          </w:rPr>
-          <w:t>مريم</w:t>
-        </w:r>
-      </w:hyperlink>
+      <w:r>
+        <w:rPr>
+          <w:rtl/>
+          <w:cs/>
+          <w:lang w:val="ar_AE" w:bidi="ar_AE"/>
+        </w:rPr>
+        <w:t>مريم</w:t>
+      </w:r>
       <w:r>
         <w:rPr>
           <w:rtl/>
@@ -352,20 +334,14 @@
         </w:rPr>
         <w:t xml:space="preserve"> ويوسف، أبويّ يسوع، جاءا من الناصرة. وقد وُلد يسوع في قرية تُدعى </w:t>
       </w:r>
-      <w:hyperlink r:id="rId16">
-        <w:r>
-          <w:rPr>
-            <w:rtl/>
-            <w:cs/>
-            <w:lang w:val="ar_AE" w:bidi="ar_AE"/>
-          </w:rPr>
-          <w:rPr>
-            <w:color w:val="0000EE"/>
-            <w:u w:val="single"/>
-          </w:rPr>
-          <w:t>بيت لحم</w:t>
-        </w:r>
-      </w:hyperlink>
+      <w:r>
+        <w:rPr>
+          <w:rtl/>
+          <w:cs/>
+          <w:lang w:val="ar_AE" w:bidi="ar_AE"/>
+        </w:rPr>
+        <w:t>بيت لحم</w:t>
+      </w:r>
       <w:r>
         <w:rPr>
           <w:rtl/>
@@ -374,20 +350,14 @@
         </w:rPr>
         <w:t xml:space="preserve">، في </w:t>
       </w:r>
-      <w:hyperlink r:id="rId17">
-        <w:r>
-          <w:rPr>
-            <w:rtl/>
-            <w:cs/>
-            <w:lang w:val="ar_AE" w:bidi="ar_AE"/>
-          </w:rPr>
-          <w:rPr>
-            <w:color w:val="0000EE"/>
-            <w:u w:val="single"/>
-          </w:rPr>
-          <w:t>اليهودية</w:t>
-        </w:r>
-      </w:hyperlink>
+      <w:r>
+        <w:rPr>
+          <w:rtl/>
+          <w:cs/>
+          <w:lang w:val="ar_AE" w:bidi="ar_AE"/>
+        </w:rPr>
+        <w:t>اليهودية</w:t>
+      </w:r>
       <w:r>
         <w:rPr>
           <w:rtl/>
@@ -398,7 +368,6 @@
       </w:r>
       <w:r>
         <w:rPr>
-          <w:b/>
           <w:rtl/>
           <w:cs/>
           <w:lang w:val="ar_AE" w:bidi="ar_AE"/>
@@ -497,20 +466,14 @@
         </w:rPr>
         <w:t xml:space="preserve">، فإنهم يقصدون مجموعة الوصايا والتعليمات التي أعطاها الله لشعب </w:t>
       </w:r>
-      <w:hyperlink r:id="rId14">
-        <w:r>
-          <w:rPr>
-            <w:rtl/>
-            <w:cs/>
-            <w:lang w:val="ar_AE" w:bidi="ar_AE"/>
-          </w:rPr>
-          <w:rPr>
-            <w:color w:val="0000EE"/>
-            <w:u w:val="single"/>
-          </w:rPr>
-          <w:t>إسرائيل</w:t>
-        </w:r>
-      </w:hyperlink>
+      <w:r>
+        <w:rPr>
+          <w:rtl/>
+          <w:cs/>
+          <w:lang w:val="ar_AE" w:bidi="ar_AE"/>
+        </w:rPr>
+        <w:t>إسرائيل</w:t>
+      </w:r>
       <w:r>
         <w:rPr>
           <w:rtl/>
@@ -556,20 +519,14 @@
         </w:rPr>
         <w:t xml:space="preserve">والناموس هو وصية أو مجموعة من الوصايا (الأحكام والقواعد) التي يجب على الناس أن يحفظوها. والمصطلح الأصلي الذي تُرجِم إلى كلمة "ناموس" في الكتاب المُقدَّس هو مصطلح يمكن للناس استخدامه في الأوضاع القانونية عندما يخالف شخص ما قانونًا في بلد. فإذا لم يحفظ الشخص قاعدة من القانون، فنقول إنه ينتهك أو يكسر الناموس (القانون). ولقد أخبر الله الشعب من خلال موسى أنه إذا حفظ الناس ناموس الله، فإن الله كان </w:t>
       </w:r>
-      <w:hyperlink r:id="rId18">
-        <w:r>
-          <w:rPr>
-            <w:rtl/>
-            <w:cs/>
-            <w:lang w:val="ar_AE" w:bidi="ar_AE"/>
-          </w:rPr>
-          <w:rPr>
-            <w:color w:val="0000EE"/>
-            <w:u w:val="single"/>
-          </w:rPr>
-          <w:t>سيباركهم</w:t>
-        </w:r>
-      </w:hyperlink>
+      <w:r>
+        <w:rPr>
+          <w:rtl/>
+          <w:cs/>
+          <w:lang w:val="ar_AE" w:bidi="ar_AE"/>
+        </w:rPr>
+        <w:t>سيباركهم</w:t>
+      </w:r>
       <w:r>
         <w:rPr>
           <w:rtl/>
@@ -617,65 +574,63 @@
       </w:r>
       <w:r>
         <w:rPr>
+          <w:rtl/>
+          <w:cs/>
+          <w:lang w:val="ar_AE" w:bidi="ar_AE"/>
+        </w:rPr>
+        <w:t>الوصايا</w:t>
+      </w:r>
+      <w:r>
+        <w:rPr>
+          <w:rtl/>
+          <w:cs/>
+          <w:lang w:val="ar_AE" w:bidi="ar_AE"/>
+        </w:rPr>
+        <w:t xml:space="preserve"> العشر هي الملخص لناموس الله. فعن طريق هذه الوصايا العشر نتعلم كيف نتصرف تجاه الله، وكيف نتصرف تجاه بعضنا البعض. ولقد لخص يسوع الناموس أكثر من ذلك: حيث قال: "تُحبُّ الرب إلهك من كل قلبك، وتُحب قريبك كنفسك". وأن هذه هي الوصية الأولى والعظمى. </w:t>
+      </w:r>
+    </w:p>
+    <w:p>
+      <w:pPr>
+        <w:bidi/>
+      </w:pPr>
+      <w:r>
+        <w:rPr>
+          <w:rtl/>
+          <w:cs/>
+          <w:lang w:val="ar_AE" w:bidi="ar_AE"/>
+        </w:rPr>
+      </w:r>
+      <w:r>
+        <w:rPr>
+          <w:rtl/>
+          <w:cs/>
+          <w:lang w:val="ar_AE" w:bidi="ar_AE"/>
+        </w:rPr>
+        <w:t xml:space="preserve">وفي العهد القديم، نجد ناموس الله واضحًا بشكل خاص في الأسفار الخمسة الأولى من الكتاب المُقدَّس. لذلك فإن </w:t>
+      </w:r>
+      <w:r>
+        <w:rPr>
+          <w:rtl/>
+          <w:cs/>
+          <w:lang w:val="ar_AE" w:bidi="ar_AE"/>
+        </w:rPr>
+        <w:t>اليهود</w:t>
+      </w:r>
+      <w:r>
+        <w:rPr>
+          <w:rtl/>
+          <w:cs/>
+          <w:lang w:val="ar_AE" w:bidi="ar_AE"/>
+        </w:rPr>
+        <w:t xml:space="preserve"> يدعون هذه الأسفار معًا "الناموس" مع أنه ليس كل ما في هذه الأسفار له علاقة بالناموس. كذلك في بعض الأحيان، عندما كان اليهود يتحدثون عن "الناموس"، فإنهم كانوا يشيرون إلى </w:t>
+      </w:r>
+      <w:r>
+        <w:rPr>
           <w:b/>
           <w:rtl/>
           <w:cs/>
           <w:lang w:val="ar_AE" w:bidi="ar_AE"/>
         </w:rPr>
-        <w:t>الوصايا</w:t>
-      </w:r>
-      <w:r>
-        <w:rPr>
-          <w:rtl/>
-          <w:cs/>
-          <w:lang w:val="ar_AE" w:bidi="ar_AE"/>
-        </w:rPr>
-        <w:t xml:space="preserve"> العشر هي الملخص لناموس الله. فعن طريق هذه الوصايا العشر نتعلم كيف نتصرف تجاه الله، وكيف نتصرف تجاه بعضنا البعض. ولقد لخص يسوع الناموس أكثر من ذلك: حيث قال: "تُحبُّ الرب إلهك من كل قلبك، وتُحب قريبك كنفسك". وأن هذه هي الوصية الأولى والعظمى. </w:t>
-      </w:r>
-    </w:p>
-    <w:p>
-      <w:pPr>
-        <w:bidi/>
-      </w:pPr>
-      <w:r>
-        <w:rPr>
-          <w:rtl/>
-          <w:cs/>
-          <w:lang w:val="ar_AE" w:bidi="ar_AE"/>
-        </w:rPr>
-      </w:r>
-      <w:r>
-        <w:rPr>
-          <w:rtl/>
-          <w:cs/>
-          <w:lang w:val="ar_AE" w:bidi="ar_AE"/>
-        </w:rPr>
-        <w:t xml:space="preserve">وفي العهد القديم، نجد ناموس الله واضحًا بشكل خاص في الأسفار الخمسة الأولى من الكتاب المُقدَّس. لذلك فإن </w:t>
-      </w:r>
-      <w:r>
-        <w:rPr>
-          <w:b/>
-          <w:rtl/>
-          <w:cs/>
-          <w:lang w:val="ar_AE" w:bidi="ar_AE"/>
-        </w:rPr>
-        <w:t>اليهود</w:t>
-      </w:r>
-      <w:r>
-        <w:rPr>
-          <w:rtl/>
-          <w:cs/>
-          <w:lang w:val="ar_AE" w:bidi="ar_AE"/>
-        </w:rPr>
-        <w:t xml:space="preserve"> يدعون هذه الأسفار معًا "الناموس" مع أنه ليس كل ما في هذه الأسفار له علاقة بالناموس. كذلك في بعض الأحيان، عندما كان اليهود يتحدثون عن "الناموس"، فإنهم كانوا يشيرون إلى </w:t>
-      </w:r>
-      <w:r>
-        <w:rPr>
-          <w:b/>
-          <w:rtl/>
-          <w:cs/>
-          <w:lang w:val="ar_AE" w:bidi="ar_AE"/>
-        </w:rPr>
         <w:t>كل</w:t>
       </w:r>
       <w:r>
@@ -686,20 +641,14 @@
         </w:rPr>
         <w:t xml:space="preserve"> الأسفار </w:t>
       </w:r>
-      <w:hyperlink r:id="rId19">
-        <w:r>
-          <w:rPr>
-            <w:rtl/>
-            <w:cs/>
-            <w:lang w:val="ar_AE" w:bidi="ar_AE"/>
-          </w:rPr>
-          <w:rPr>
-            <w:color w:val="0000EE"/>
-            <w:u w:val="single"/>
-          </w:rPr>
-          <w:t>المُقَدَّسة</w:t>
-        </w:r>
-      </w:hyperlink>
+      <w:r>
+        <w:rPr>
+          <w:rtl/>
+          <w:cs/>
+          <w:lang w:val="ar_AE" w:bidi="ar_AE"/>
+        </w:rPr>
+        <w:t>المُقَدَّسة</w:t>
+      </w:r>
       <w:r>
         <w:rPr>
           <w:rtl/>
@@ -787,20 +736,14 @@
           <w:lang w:val="ar_AE" w:bidi="ar_AE"/>
         </w:rPr>
       </w:r>
-      <w:hyperlink r:id="rId20">
-        <w:r>
-          <w:rPr>
-            <w:rtl/>
-            <w:cs/>
-            <w:lang w:val="ar_AE" w:bidi="ar_AE"/>
-          </w:rPr>
-          <w:rPr>
-            <w:color w:val="0000EE"/>
-            <w:u w:val="single"/>
-          </w:rPr>
-          <w:t>فالنبي</w:t>
-        </w:r>
-      </w:hyperlink>
+      <w:r>
+        <w:rPr>
+          <w:rtl/>
+          <w:cs/>
+          <w:lang w:val="ar_AE" w:bidi="ar_AE"/>
+        </w:rPr>
+        <w:t>فالنبي</w:t>
+      </w:r>
       <w:r>
         <w:rPr>
           <w:rtl/>
@@ -866,20 +809,14 @@
         </w:rPr>
         <w:t xml:space="preserve">كما أن النبوات كانت تُعطي الناس رجاءً وتشجيعًا. وأحد أهم الرسائل التي أعطاها الأنبياء للشعب هي أن الله سيرسل </w:t>
       </w:r>
-      <w:hyperlink r:id="rId21">
-        <w:r>
-          <w:rPr>
-            <w:rtl/>
-            <w:cs/>
-            <w:lang w:val="ar_AE" w:bidi="ar_AE"/>
-          </w:rPr>
-          <w:rPr>
-            <w:color w:val="0000EE"/>
-            <w:u w:val="single"/>
-          </w:rPr>
-          <w:t>ملكًا</w:t>
-        </w:r>
-      </w:hyperlink>
+      <w:r>
+        <w:rPr>
+          <w:rtl/>
+          <w:cs/>
+          <w:lang w:val="ar_AE" w:bidi="ar_AE"/>
+        </w:rPr>
+        <w:t>ملكًا</w:t>
+      </w:r>
       <w:r>
         <w:rPr>
           <w:rtl/>
@@ -888,20 +825,14 @@
         </w:rPr>
         <w:t xml:space="preserve"> و</w:t>
       </w:r>
-      <w:hyperlink r:id="rId22">
-        <w:r>
-          <w:rPr>
-            <w:rtl/>
-            <w:cs/>
-            <w:lang w:val="ar_AE" w:bidi="ar_AE"/>
-          </w:rPr>
-          <w:rPr>
-            <w:color w:val="0000EE"/>
-            <w:u w:val="single"/>
-          </w:rPr>
-          <w:t>مُخَلِّصًا</w:t>
-        </w:r>
-      </w:hyperlink>
+      <w:r>
+        <w:rPr>
+          <w:rtl/>
+          <w:cs/>
+          <w:lang w:val="ar_AE" w:bidi="ar_AE"/>
+        </w:rPr>
+        <w:t>مُخَلِّصًا</w:t>
+      </w:r>
       <w:r>
         <w:rPr>
           <w:rtl/>
@@ -910,20 +841,14 @@
         </w:rPr>
         <w:t xml:space="preserve"> خاصًا ليساعدهم. وهذا الملك والمُخَلِّص الخاص يُدعى </w:t>
       </w:r>
-      <w:hyperlink r:id="rId23">
-        <w:r>
-          <w:rPr>
-            <w:rtl/>
-            <w:cs/>
-            <w:lang w:val="ar_AE" w:bidi="ar_AE"/>
-          </w:rPr>
-          <w:rPr>
-            <w:color w:val="0000EE"/>
-            <w:u w:val="single"/>
-          </w:rPr>
-          <w:t>المسيَّا</w:t>
-        </w:r>
-      </w:hyperlink>
+      <w:r>
+        <w:rPr>
+          <w:rtl/>
+          <w:cs/>
+          <w:lang w:val="ar_AE" w:bidi="ar_AE"/>
+        </w:rPr>
+        <w:t>المسيَّا</w:t>
+      </w:r>
       <w:r>
         <w:rPr>
           <w:rtl/>
@@ -932,20 +857,14 @@
         </w:rPr>
         <w:t xml:space="preserve">. وكل الأشياء التي قالها الأنبياء عن المسيَّا، قبل مئات السنين من وقت ولادة يسوع، تحقّقت في يسوع. على سبيل المثال، كانت هناك نبوَّة بأن المسيا سيُولد في </w:t>
       </w:r>
-      <w:hyperlink r:id="rId16">
-        <w:r>
-          <w:rPr>
-            <w:rtl/>
-            <w:cs/>
-            <w:lang w:val="ar_AE" w:bidi="ar_AE"/>
-          </w:rPr>
-          <w:rPr>
-            <w:color w:val="0000EE"/>
-            <w:u w:val="single"/>
-          </w:rPr>
-          <w:t>بيت لحم</w:t>
-        </w:r>
-      </w:hyperlink>
+      <w:r>
+        <w:rPr>
+          <w:rtl/>
+          <w:cs/>
+          <w:lang w:val="ar_AE" w:bidi="ar_AE"/>
+        </w:rPr>
+        <w:t>بيت لحم</w:t>
+      </w:r>
       <w:r>
         <w:rPr>
           <w:rtl/>
@@ -974,20 +893,14 @@
         </w:rPr>
         <w:t xml:space="preserve">وفي العهد الجديد، يُعَلِّمنا بولس أن </w:t>
       </w:r>
-      <w:hyperlink r:id="rId24">
-        <w:r>
-          <w:rPr>
-            <w:rtl/>
-            <w:cs/>
-            <w:lang w:val="ar_AE" w:bidi="ar_AE"/>
-          </w:rPr>
-          <w:rPr>
-            <w:color w:val="0000EE"/>
-            <w:u w:val="single"/>
-          </w:rPr>
-          <w:t>الروح القُدس</w:t>
-        </w:r>
-      </w:hyperlink>
+      <w:r>
+        <w:rPr>
+          <w:rtl/>
+          <w:cs/>
+          <w:lang w:val="ar_AE" w:bidi="ar_AE"/>
+        </w:rPr>
+        <w:t>الروح القُدس</w:t>
+      </w:r>
       <w:r>
         <w:rPr>
           <w:rtl/>
@@ -998,7 +911,6 @@
       </w:r>
       <w:r>
         <w:rPr>
-          <w:b/>
           <w:rtl/>
           <w:cs/>
           <w:lang w:val="ar_AE" w:bidi="ar_AE"/>
@@ -1013,20 +925,14 @@
         </w:rPr>
         <w:t xml:space="preserve"> بعض المعرفة أو البصيرة الخاصة لخير </w:t>
       </w:r>
-      <w:hyperlink r:id="rId25">
-        <w:r>
-          <w:rPr>
-            <w:rtl/>
-            <w:cs/>
-            <w:lang w:val="ar_AE" w:bidi="ar_AE"/>
-          </w:rPr>
-          <w:rPr>
-            <w:color w:val="0000EE"/>
-            <w:u w:val="single"/>
-          </w:rPr>
-          <w:t>الكنيسة</w:t>
-        </w:r>
-      </w:hyperlink>
+      <w:r>
+        <w:rPr>
+          <w:rtl/>
+          <w:cs/>
+          <w:lang w:val="ar_AE" w:bidi="ar_AE"/>
+        </w:rPr>
+        <w:t>الكنيسة</w:t>
+      </w:r>
       <w:r>
         <w:rPr>
           <w:rtl/>
@@ -1122,20 +1028,15 @@
         </w:rPr>
         <w:t xml:space="preserve">يكون الشخص </w:t>
       </w:r>
-      <w:hyperlink r:id="rId26">
-        <w:r>
-          <w:rPr>
-            <w:rtl/>
-            <w:cs/>
-            <w:lang w:val="ar_AE" w:bidi="ar_AE"/>
-          </w:rPr>
-          <w:rPr>
-            <w:color w:val="0000EE"/>
-            <w:u w:val="single"/>
-          </w:rPr>
-          <w:t>أجنبيًا</w:t>
-        </w:r>
-      </w:hyperlink>
+      <w:r>
+        <w:rPr>
+          <w:b/>
+          <w:rtl/>
+          <w:cs/>
+          <w:lang w:val="ar_AE" w:bidi="ar_AE"/>
+        </w:rPr>
+        <w:t>أجنبيًا</w:t>
+      </w:r>
       <w:r>
         <w:rPr>
           <w:rtl/>
@@ -1161,20 +1062,15 @@
         </w:rPr>
         <w:t xml:space="preserve"> هم أشخاص أجانب في بلدٍ ما ويعيشون هناك بشكل مؤقت، بالرغم من أن ذلك ليس هو المكان الذي ولدوا فيه. كان </w:t>
       </w:r>
-      <w:hyperlink r:id="rId27">
-        <w:r>
-          <w:rPr>
-            <w:rtl/>
-            <w:cs/>
-            <w:lang w:val="ar_AE" w:bidi="ar_AE"/>
-          </w:rPr>
-          <w:rPr>
-            <w:color w:val="0000EE"/>
-            <w:u w:val="single"/>
-          </w:rPr>
-          <w:t>إبراهيم</w:t>
-        </w:r>
-      </w:hyperlink>
+      <w:r>
+        <w:rPr>
+          <w:b/>
+          <w:rtl/>
+          <w:cs/>
+          <w:lang w:val="ar_AE" w:bidi="ar_AE"/>
+        </w:rPr>
+        <w:t>إبراهيم</w:t>
+      </w:r>
       <w:r>
         <w:rPr>
           <w:rtl/>
@@ -1298,108 +1194,136 @@
       </w:r>
       <w:r>
         <w:rPr>
+          <w:rtl/>
+          <w:cs/>
+          <w:lang w:val="ar_AE" w:bidi="ar_AE"/>
+        </w:rPr>
+        <w:t>أخطأوا</w:t>
+      </w:r>
+      <w:r>
+        <w:rPr>
+          <w:rtl/>
+          <w:cs/>
+          <w:lang w:val="ar_AE" w:bidi="ar_AE"/>
+        </w:rPr>
+        <w:t xml:space="preserve"> وأنهم يستحقون العقاب، فإنهم كانوا يخبرون الناس أيضًا أن الله </w:t>
+      </w:r>
+      <w:r>
+        <w:rPr>
+          <w:rtl/>
+          <w:cs/>
+          <w:lang w:val="ar_AE" w:bidi="ar_AE"/>
+        </w:rPr>
+        <w:t>سيرحمهم</w:t>
+      </w:r>
+      <w:r>
+        <w:rPr>
+          <w:rtl/>
+          <w:cs/>
+          <w:lang w:val="ar_AE" w:bidi="ar_AE"/>
+        </w:rPr>
+        <w:t xml:space="preserve"> ويُخَلِّصهم مرة أخرى. وأحد أهم الرسائل التي أعطاها الأنبياء للشعب هي أن الله كان سيرسل </w:t>
+      </w:r>
+      <w:r>
+        <w:rPr>
+          <w:rtl/>
+          <w:cs/>
+          <w:lang w:val="ar_AE" w:bidi="ar_AE"/>
+        </w:rPr>
+        <w:t>ملكًا</w:t>
+      </w:r>
+      <w:r>
+        <w:rPr>
+          <w:rtl/>
+          <w:cs/>
+          <w:lang w:val="ar_AE" w:bidi="ar_AE"/>
+        </w:rPr>
+        <w:t xml:space="preserve"> </w:t>
+      </w:r>
+      <w:r>
+        <w:rPr>
+          <w:rtl/>
+          <w:cs/>
+          <w:lang w:val="ar_AE" w:bidi="ar_AE"/>
+        </w:rPr>
+        <w:t>ومُخَلِّصًا</w:t>
+      </w:r>
+      <w:r>
+        <w:rPr>
+          <w:rtl/>
+          <w:cs/>
+          <w:lang w:val="ar_AE" w:bidi="ar_AE"/>
+        </w:rPr>
+        <w:t xml:space="preserve"> خاصًا ليساعدهم. وهذا الملك والمُخَلِّص الخاص يُدعى </w:t>
+      </w:r>
+      <w:r>
+        <w:rPr>
+          <w:rtl/>
+          <w:cs/>
+          <w:lang w:val="ar_AE" w:bidi="ar_AE"/>
+        </w:rPr>
+        <w:t>المسيَّا</w:t>
+      </w:r>
+      <w:r>
+        <w:rPr>
+          <w:rtl/>
+          <w:cs/>
+          <w:lang w:val="ar_AE" w:bidi="ar_AE"/>
+        </w:rPr>
+        <w:t xml:space="preserve">. والمسيَّا هو شخص مُعيَّن لمهمة خاصة. </w:t>
+      </w:r>
+    </w:p>
+    <w:p>
+      <w:pPr>
+        <w:bidi/>
+      </w:pPr>
+      <w:r>
+        <w:rPr>
+          <w:rtl/>
+          <w:cs/>
+          <w:lang w:val="ar_AE" w:bidi="ar_AE"/>
+        </w:rPr>
+      </w:r>
+      <w:r>
+        <w:rPr>
+          <w:rtl/>
+          <w:cs/>
+          <w:lang w:val="ar_AE" w:bidi="ar_AE"/>
+        </w:rPr>
+        <w:t xml:space="preserve">والرسالة التي ينادي بها النبي تُدعى </w:t>
+      </w:r>
+      <w:r>
+        <w:rPr>
           <w:b/>
           <w:rtl/>
           <w:cs/>
           <w:lang w:val="ar_AE" w:bidi="ar_AE"/>
         </w:rPr>
-        <w:t>أخطأوا</w:t>
-      </w:r>
-      <w:r>
-        <w:rPr>
-          <w:rtl/>
-          <w:cs/>
-          <w:lang w:val="ar_AE" w:bidi="ar_AE"/>
-        </w:rPr>
-        <w:t xml:space="preserve"> وأنهم يستحقون العقاب، فإنهم كانوا يخبرون الناس أيضًا أن الله </w:t>
-      </w:r>
-      <w:hyperlink r:id="rId28">
-        <w:r>
-          <w:rPr>
-            <w:rtl/>
-            <w:cs/>
-            <w:lang w:val="ar_AE" w:bidi="ar_AE"/>
-          </w:rPr>
-          <w:rPr>
-            <w:color w:val="0000EE"/>
-            <w:u w:val="single"/>
-          </w:rPr>
-          <w:t>سيرحمهم</w:t>
-        </w:r>
-      </w:hyperlink>
-      <w:r>
-        <w:rPr>
-          <w:rtl/>
-          <w:cs/>
-          <w:lang w:val="ar_AE" w:bidi="ar_AE"/>
-        </w:rPr>
-        <w:t xml:space="preserve"> ويُخَلِّصهم مرة أخرى. وأحد أهم الرسائل التي أعطاها الأنبياء للشعب هي أن الله كان سيرسل </w:t>
-      </w:r>
-      <w:hyperlink r:id="rId21">
-        <w:r>
-          <w:rPr>
-            <w:rtl/>
-            <w:cs/>
-            <w:lang w:val="ar_AE" w:bidi="ar_AE"/>
-          </w:rPr>
-          <w:rPr>
-            <w:color w:val="0000EE"/>
-            <w:u w:val="single"/>
-          </w:rPr>
-          <w:t>ملكًا</w:t>
-        </w:r>
-      </w:hyperlink>
-      <w:r>
-        <w:rPr>
-          <w:rtl/>
-          <w:cs/>
-          <w:lang w:val="ar_AE" w:bidi="ar_AE"/>
-        </w:rPr>
-        <w:t xml:space="preserve"> </w:t>
-      </w:r>
-      <w:hyperlink r:id="rId22">
-        <w:r>
-          <w:rPr>
-            <w:rtl/>
-            <w:cs/>
-            <w:lang w:val="ar_AE" w:bidi="ar_AE"/>
-          </w:rPr>
-          <w:rPr>
-            <w:color w:val="0000EE"/>
-            <w:u w:val="single"/>
-          </w:rPr>
-          <w:t>ومُخَلِّصًا</w:t>
-        </w:r>
-      </w:hyperlink>
-      <w:r>
-        <w:rPr>
-          <w:rtl/>
-          <w:cs/>
-          <w:lang w:val="ar_AE" w:bidi="ar_AE"/>
-        </w:rPr>
-        <w:t xml:space="preserve"> خاصًا ليساعدهم. وهذا الملك والمُخَلِّص الخاص يُدعى </w:t>
-      </w:r>
-      <w:hyperlink r:id="rId23">
-        <w:r>
-          <w:rPr>
-            <w:rtl/>
-            <w:cs/>
-            <w:lang w:val="ar_AE" w:bidi="ar_AE"/>
-          </w:rPr>
-          <w:rPr>
-            <w:color w:val="0000EE"/>
-            <w:u w:val="single"/>
-          </w:rPr>
-          <w:t>المسيَّا</w:t>
-        </w:r>
-      </w:hyperlink>
-      <w:r>
-        <w:rPr>
-          <w:rtl/>
-          <w:cs/>
-          <w:lang w:val="ar_AE" w:bidi="ar_AE"/>
-        </w:rPr>
-        <w:t xml:space="preserve">. والمسيَّا هو شخص مُعيَّن لمهمة خاصة. </w:t>
+        <w:t>نبوَّة</w:t>
+      </w:r>
+      <w:r>
+        <w:rPr>
+          <w:rtl/>
+          <w:cs/>
+          <w:lang w:val="ar_AE" w:bidi="ar_AE"/>
+        </w:rPr>
+        <w:t xml:space="preserve">. وكل الأشياء التي قالها الأنبياء عن المسيَّا، قبل مئات السنين من وقت ولادة يسوع، تحقّقت في يسوع. على سبيل المثال، كانت هناك نبوَّة بأن المسيا سيُولد في </w:t>
+      </w:r>
+      <w:r>
+        <w:rPr>
+          <w:rtl/>
+          <w:cs/>
+          <w:lang w:val="ar_AE" w:bidi="ar_AE"/>
+        </w:rPr>
+        <w:t>بيت لحم</w:t>
+      </w:r>
+      <w:r>
+        <w:rPr>
+          <w:rtl/>
+          <w:cs/>
+          <w:lang w:val="ar_AE" w:bidi="ar_AE"/>
+        </w:rPr>
+        <w:t>، وقد وُلد يسوع فيها. وكانت هناك أيضًا نبوَّة بأن "عبد الرب" سيعاني ويتألم كثيرًا، وسيُرفَض من الشعب. وقد عانى يسوع وتألم كثيرًا ورُفض من قِبَل الشعب. وهناك العديد من الأمثلة الأخرى. ولذلك، فنحن نقول إن يسوع قد حقق نبوات العهد القديم.</w:t>
       </w:r>
     </w:p>
     <w:p>
@@ -1419,51 +1343,55 @@
           <w:cs/>
           <w:lang w:val="ar_AE" w:bidi="ar_AE"/>
         </w:rPr>
-        <w:t xml:space="preserve">والرسالة التي ينادي بها النبي تُدعى </w:t>
-      </w:r>
-      <w:hyperlink r:id="rId29">
-        <w:r>
-          <w:rPr>
-            <w:rtl/>
-            <w:cs/>
-            <w:lang w:val="ar_AE" w:bidi="ar_AE"/>
-          </w:rPr>
-          <w:rPr>
-            <w:color w:val="0000EE"/>
-            <w:u w:val="single"/>
-          </w:rPr>
-          <w:t>نبوَّة</w:t>
-        </w:r>
-      </w:hyperlink>
-      <w:r>
-        <w:rPr>
-          <w:rtl/>
-          <w:cs/>
-          <w:lang w:val="ar_AE" w:bidi="ar_AE"/>
-        </w:rPr>
-        <w:t xml:space="preserve">. وكل الأشياء التي قالها الأنبياء عن المسيَّا، قبل مئات السنين من وقت ولادة يسوع، تحقّقت في يسوع. على سبيل المثال، كانت هناك نبوَّة بأن المسيا سيُولد في </w:t>
-      </w:r>
-      <w:hyperlink r:id="rId16">
-        <w:r>
-          <w:rPr>
-            <w:rtl/>
-            <w:cs/>
-            <w:lang w:val="ar_AE" w:bidi="ar_AE"/>
-          </w:rPr>
-          <w:rPr>
-            <w:color w:val="0000EE"/>
-            <w:u w:val="single"/>
-          </w:rPr>
-          <w:t>بيت لحم</w:t>
-        </w:r>
-      </w:hyperlink>
-      <w:r>
-        <w:rPr>
-          <w:rtl/>
-          <w:cs/>
-          <w:lang w:val="ar_AE" w:bidi="ar_AE"/>
-        </w:rPr>
-        <w:t>، وقد وُلد يسوع فيها. وكانت هناك أيضًا نبوَّة بأن "عبد الرب" سيعاني ويتألم كثيرًا، وسيُرفَض من الشعب. وقد عانى يسوع وتألم كثيرًا ورُفض من قِبَل الشعب. وهناك العديد من الأمثلة الأخرى. ولذلك، فنحن نقول إن يسوع قد حقق نبوات العهد القديم.</w:t>
+        <w:t xml:space="preserve">وقد كان الأنبياء ينقلون رسائل الله إلى الناس بطرق مختلفة. فأحيانًا كان النبي يروي </w:t>
+      </w:r>
+      <w:r>
+        <w:rPr>
+          <w:rtl/>
+          <w:cs/>
+          <w:lang w:val="ar_AE" w:bidi="ar_AE"/>
+        </w:rPr>
+        <w:t>مثلًا</w:t>
+      </w:r>
+      <w:r>
+        <w:rPr>
+          <w:rtl/>
+          <w:cs/>
+          <w:lang w:val="ar_AE" w:bidi="ar_AE"/>
+        </w:rPr>
+        <w:t>، أو قصة لها معنى خاص، على الشعب. وأحيانًا كان النبي يمثِّل بعض الأحداث أو الدراما ليساعد الناس على فهم الرسالة. على سبيل المثال، أخبر الله إرميا النبي أن يسير لبعض الوقت و</w:t>
+      </w:r>
+      <w:r>
+        <w:rPr>
+          <w:rtl/>
+          <w:cs/>
+          <w:lang w:val="ar_AE" w:bidi="ar_AE"/>
+        </w:rPr>
+        <w:t>نير</w:t>
+      </w:r>
+      <w:r>
+        <w:rPr>
+          <w:rtl/>
+          <w:cs/>
+          <w:lang w:val="ar_AE" w:bidi="ar_AE"/>
+        </w:rPr>
+        <w:t xml:space="preserve"> خشبي ثقيل على عنقه - وهو شيء كان يُستخدم عادةً للتحكم في الحيوانات التي تعمل مع الناس في الحقول. وقد استخدم إرميا هذا النير كرمز كي يُخبر الشعب أن الشعب البابلي سيتحكم في القريب العاجل في </w:t>
+      </w:r>
+      <w:r>
+        <w:rPr>
+          <w:rtl/>
+          <w:cs/>
+          <w:lang w:val="ar_AE" w:bidi="ar_AE"/>
+        </w:rPr>
+        <w:t>بني إسرائيل</w:t>
+      </w:r>
+      <w:r>
+        <w:rPr>
+          <w:rtl/>
+          <w:cs/>
+          <w:lang w:val="ar_AE" w:bidi="ar_AE"/>
+        </w:rPr>
+        <w:t>. كما طلب الله من هوشع النبي أن يتزوج من امرأة زانية، وطلب من حزقيال النبي أن يستلقي على جانبه لأسابيع دون أن يتحرك حتى نهاية الوقت. وقد ساعدت هذه الأعمال التمثيلية الناس على أن يدركوا مدى جدية الله عندما أعطاهم هذه الرسائل.</w:t>
       </w:r>
     </w:p>
     <w:p>
@@ -1483,51 +1411,111 @@
           <w:cs/>
           <w:lang w:val="ar_AE" w:bidi="ar_AE"/>
         </w:rPr>
-        <w:t xml:space="preserve">وقد كان الأنبياء ينقلون رسائل الله إلى الناس بطرق مختلفة. فأحيانًا كان النبي يروي </w:t>
-      </w:r>
-      <w:hyperlink r:id="rId30">
-        <w:r>
-          <w:rPr>
-            <w:rtl/>
-            <w:cs/>
-            <w:lang w:val="ar_AE" w:bidi="ar_AE"/>
-          </w:rPr>
-          <w:rPr>
-            <w:color w:val="0000EE"/>
-            <w:u w:val="single"/>
-          </w:rPr>
-          <w:t>مثلًا</w:t>
-        </w:r>
-      </w:hyperlink>
-      <w:r>
-        <w:rPr>
-          <w:rtl/>
-          <w:cs/>
-          <w:lang w:val="ar_AE" w:bidi="ar_AE"/>
-        </w:rPr>
-        <w:t>، أو قصة لها معنى خاص، على الشعب. وأحيانًا كان النبي يمثِّل بعض الأحداث أو الدراما ليساعد الناس على فهم الرسالة. على سبيل المثال، أخبر الله إرميا النبي أن يسير لبعض الوقت و</w:t>
-      </w:r>
-      <w:hyperlink r:id="rId31">
-        <w:r>
-          <w:rPr>
-            <w:rtl/>
-            <w:cs/>
-            <w:lang w:val="ar_AE" w:bidi="ar_AE"/>
-          </w:rPr>
-          <w:rPr>
-            <w:color w:val="0000EE"/>
-            <w:u w:val="single"/>
-          </w:rPr>
-          <w:t>نير</w:t>
-        </w:r>
-      </w:hyperlink>
-      <w:r>
-        <w:rPr>
-          <w:rtl/>
-          <w:cs/>
-          <w:lang w:val="ar_AE" w:bidi="ar_AE"/>
-        </w:rPr>
-        <w:t xml:space="preserve"> خشبي ثقيل على عنقه - وهو شيء كان يُستخدم عادةً للتحكم في الحيوانات التي تعمل مع الناس في الحقول. وقد استخدم إرميا هذا النير كرمز كي يُخبر الشعب أن الشعب البابلي سيتحكم في القريب العاجل في </w:t>
+        <w:t xml:space="preserve">وقد أعطى الله رسائله إلى الأنبياء من خلال قوة </w:t>
+      </w:r>
+      <w:r>
+        <w:rPr>
+          <w:rtl/>
+          <w:cs/>
+          <w:lang w:val="ar_AE" w:bidi="ar_AE"/>
+        </w:rPr>
+        <w:t>الروح القدس</w:t>
+      </w:r>
+      <w:r>
+        <w:rPr>
+          <w:rtl/>
+          <w:cs/>
+          <w:lang w:val="ar_AE" w:bidi="ar_AE"/>
+        </w:rPr>
+        <w:t xml:space="preserve">. ونحن لا نعرف بالضبط كيف كان هذا. فأحيانًا كان النبي يحلم حلمًا أو يرى </w:t>
+      </w:r>
+      <w:r>
+        <w:rPr>
+          <w:rtl/>
+          <w:cs/>
+          <w:lang w:val="ar_AE" w:bidi="ar_AE"/>
+        </w:rPr>
+        <w:t>رؤيا</w:t>
+      </w:r>
+      <w:r>
+        <w:rPr>
+          <w:rtl/>
+          <w:cs/>
+          <w:lang w:val="ar_AE" w:bidi="ar_AE"/>
+        </w:rPr>
+        <w:t>. وربما في بعض الأحيان كان الله يعطي النبي إعلانًا خاصًا – وكان النبي يعرف في ذلك الوقت أن شيئًا ما كان صحيحًا. وربما كان الله ينطق بكلمات مسموعة في بعض الأحيان إلى النبي. أيًا كانت الطريقة، كان النبي يُعطي هذه الرسالة أو الإعلان الذي من الله إلى الشعب، وذلك على الأرجح من خلال استخدام كلماته وإبداعه.</w:t>
+      </w:r>
+    </w:p>
+    <w:p>
+      <w:pPr>
+        <w:bidi/>
+      </w:pPr>
+      <w:r>
+        <w:rPr>
+          <w:rtl/>
+          <w:cs/>
+          <w:lang w:val="ar_AE" w:bidi="ar_AE"/>
+        </w:rPr>
+      </w:r>
+      <w:r>
+        <w:rPr>
+          <w:rtl/>
+          <w:cs/>
+          <w:lang w:val="ar_AE" w:bidi="ar_AE"/>
+        </w:rPr>
+        <w:t xml:space="preserve">وفي كثير من الأحيان، كان الأنبياء يكتبون هذه الرسائل، أو كان آخرون يكتبون الكلام من أجلهم. والعديد من الأسفار في العهد القديم هي رسائل قد أعطاها الله للشعب من خلال الأنبياء. وهذا هو السبب في أن </w:t>
+      </w:r>
+      <w:r>
+        <w:rPr>
+          <w:rtl/>
+          <w:cs/>
+          <w:lang w:val="ar_AE" w:bidi="ar_AE"/>
+        </w:rPr>
+        <w:t>اليهود</w:t>
+      </w:r>
+      <w:r>
+        <w:rPr>
+          <w:rtl/>
+          <w:cs/>
+          <w:lang w:val="ar_AE" w:bidi="ar_AE"/>
+        </w:rPr>
+        <w:t xml:space="preserve"> غالبًا ما يستخدمون كلمة "الأنبياء" أو "الناموس والأنبياء" للإشارة إلى ذلك الجزء من الكتاب المُقدَّس الذي نسميه الآن العهد القديم. و"</w:t>
+      </w:r>
+      <w:r>
+        <w:rPr>
+          <w:rtl/>
+          <w:cs/>
+          <w:lang w:val="ar_AE" w:bidi="ar_AE"/>
+        </w:rPr>
+        <w:t>الناموس</w:t>
+      </w:r>
+      <w:r>
+        <w:rPr>
+          <w:rtl/>
+          <w:cs/>
+          <w:lang w:val="ar_AE" w:bidi="ar_AE"/>
+        </w:rPr>
+        <w:t>" يشير إلى الجزء من العهد القديم الذي له علاقة بوصايا الله: وهذه هي الأسفار الخمسة الأولى من العهد القديم.</w:t>
+      </w:r>
+    </w:p>
+    <w:p>
+      <w:pPr>
+        <w:bidi/>
+      </w:pPr>
+      <w:r>
+        <w:rPr>
+          <w:rtl/>
+          <w:cs/>
+          <w:lang w:val="ar_AE" w:bidi="ar_AE"/>
+        </w:rPr>
+      </w:r>
+      <w:r>
+        <w:rPr>
+          <w:rtl/>
+          <w:cs/>
+          <w:lang w:val="ar_AE" w:bidi="ar_AE"/>
+        </w:rPr>
+        <w:t xml:space="preserve">وأحيانًا في العهد القديم نجد مصطلحات أخرى للإشارة إلى النبي أيضًا، مثل </w:t>
       </w:r>
       <w:r>
         <w:rPr>
@@ -1536,15 +1524,49 @@
           <w:cs/>
           <w:lang w:val="ar_AE" w:bidi="ar_AE"/>
         </w:rPr>
-        <w:t>بني إسرائيل</w:t>
-      </w:r>
-      <w:r>
-        <w:rPr>
-          <w:rtl/>
-          <w:cs/>
-          <w:lang w:val="ar_AE" w:bidi="ar_AE"/>
-        </w:rPr>
-        <w:t>. كما طلب الله من هوشع النبي أن يتزوج من امرأة زانية، وطلب من حزقيال النبي أن يستلقي على جانبه لأسابيع دون أن يتحرك حتى نهاية الوقت. وقد ساعدت هذه الأعمال التمثيلية الناس على أن يدركوا مدى جدية الله عندما أعطاهم هذه الرسائل.</w:t>
+        <w:t>رجل الله</w:t>
+      </w:r>
+      <w:r>
+        <w:rPr>
+          <w:rtl/>
+          <w:cs/>
+          <w:lang w:val="ar_AE" w:bidi="ar_AE"/>
+        </w:rPr>
+        <w:t xml:space="preserve"> أو </w:t>
+      </w:r>
+      <w:r>
+        <w:rPr>
+          <w:b/>
+          <w:rtl/>
+          <w:cs/>
+          <w:lang w:val="ar_AE" w:bidi="ar_AE"/>
+        </w:rPr>
+        <w:t>خادم الله</w:t>
+      </w:r>
+      <w:r>
+        <w:rPr>
+          <w:rtl/>
+          <w:cs/>
+          <w:lang w:val="ar_AE" w:bidi="ar_AE"/>
+        </w:rPr>
+        <w:t xml:space="preserve"> أو </w:t>
+      </w:r>
+      <w:r>
+        <w:rPr>
+          <w:b/>
+          <w:rtl/>
+          <w:cs/>
+          <w:lang w:val="ar_AE" w:bidi="ar_AE"/>
+        </w:rPr>
+        <w:t>الرائي</w:t>
+      </w:r>
+      <w:r>
+        <w:rPr>
+          <w:rtl/>
+          <w:cs/>
+          <w:lang w:val="ar_AE" w:bidi="ar_AE"/>
+        </w:rPr>
+        <w:t>. وكلمة "الرائي" تعني الشخص الذي يستطيع أن يرى. والنبي هو الرائي لأنه يستطيع أن يرى، أو يفهم، الله بوضوح أكثر من الآخرين ويَعلم أمورًا لا يمكن للآخرين أن يعرفوها. وهذا يحدث لأن الله يعطي النبي هذا الفهم.</w:t>
       </w:r>
     </w:p>
     <w:p>
@@ -1564,51 +1586,24 @@
           <w:cs/>
           <w:lang w:val="ar_AE" w:bidi="ar_AE"/>
         </w:rPr>
-        <w:t xml:space="preserve">وقد أعطى الله رسائله إلى الأنبياء من خلال قوة </w:t>
-      </w:r>
-      <w:hyperlink r:id="rId24">
-        <w:r>
-          <w:rPr>
-            <w:rtl/>
-            <w:cs/>
-            <w:lang w:val="ar_AE" w:bidi="ar_AE"/>
-          </w:rPr>
-          <w:rPr>
-            <w:color w:val="0000EE"/>
-            <w:u w:val="single"/>
-          </w:rPr>
-          <w:t>الروح القدس</w:t>
-        </w:r>
-      </w:hyperlink>
-      <w:r>
-        <w:rPr>
-          <w:rtl/>
-          <w:cs/>
-          <w:lang w:val="ar_AE" w:bidi="ar_AE"/>
-        </w:rPr>
-        <w:t xml:space="preserve">. ونحن لا نعرف بالضبط كيف كان هذا. فأحيانًا كان النبي يحلم حلمًا أو يرى </w:t>
-      </w:r>
-      <w:hyperlink r:id="rId32">
-        <w:r>
-          <w:rPr>
-            <w:rtl/>
-            <w:cs/>
-            <w:lang w:val="ar_AE" w:bidi="ar_AE"/>
-          </w:rPr>
-          <w:rPr>
-            <w:color w:val="0000EE"/>
-            <w:u w:val="single"/>
-          </w:rPr>
-          <w:t>رؤيا</w:t>
-        </w:r>
-      </w:hyperlink>
-      <w:r>
-        <w:rPr>
-          <w:rtl/>
-          <w:cs/>
-          <w:lang w:val="ar_AE" w:bidi="ar_AE"/>
-        </w:rPr>
-        <w:t>. وربما في بعض الأحيان كان الله يعطي النبي إعلانًا خاصًا – وكان النبي يعرف في ذلك الوقت أن شيئًا ما كان صحيحًا. وربما كان الله ينطق بكلمات مسموعة في بعض الأحيان إلى النبي. أيًا كانت الطريقة، كان النبي يُعطي هذه الرسالة أو الإعلان الذي من الله إلى الشعب، وذلك على الأرجح من خلال استخدام كلماته وإبداعه.</w:t>
+        <w:t xml:space="preserve">كما كان هناك </w:t>
+      </w:r>
+      <w:r>
+        <w:rPr>
+          <w:b/>
+          <w:rtl/>
+          <w:cs/>
+          <w:lang w:val="ar_AE" w:bidi="ar_AE"/>
+        </w:rPr>
+        <w:t>أنبياء كذبة</w:t>
+      </w:r>
+      <w:r>
+        <w:rPr>
+          <w:rtl/>
+          <w:cs/>
+          <w:lang w:val="ar_AE" w:bidi="ar_AE"/>
+        </w:rPr>
+        <w:t>. والنبي الكاذب لا يعطي رسالة من الله. لكنه يضع رسالته الخاصة، ويقول فقط ما يرغب الناس في سماعه. وبهذه الطريقة، سيحب الناس هذا النبي ويكرمونه. ونحن نستطيع أن نعرف النبي الكاذب لأن ما يقوله لن يتحقق.</w:t>
       </w:r>
     </w:p>
     <w:p>
@@ -1628,7 +1623,107 @@
           <w:cs/>
           <w:lang w:val="ar_AE" w:bidi="ar_AE"/>
         </w:rPr>
-        <w:t xml:space="preserve">وفي كثير من الأحيان، كان الأنبياء يكتبون هذه الرسائل، أو كان آخرون يكتبون الكلام من أجلهم. والعديد من الأسفار في العهد القديم هي رسائل قد أعطاها الله للشعب من خلال الأنبياء. وهذا هو السبب في أن </w:t>
+        <w:t xml:space="preserve">وفي العهد القديم، نسمع أحيانًا عن مجموعات من الأنبياء. وهؤلاء الأنبياء كانوا مختلفين قليلًا عن الأنبياء الذين ذكرناهم حتى الآن. فهذه الأنواع الأخرى من الأنبياء كانوا يتبعون طقوسًا معينة، لأنهم كانوا على سبيل المثال يستمعون إلى شخص يعزف على آلة موسيقية، ثم يدخلون في غيبة. وهذا يعني أنهم لم يكونوا مستيقظين تمامًا، وأيضًا لم يكونوا نائمين تمامًا. وفي هذه الحالة، كان الله يعطيهم أحيانًا بعض الإعلان الخاص. وعندما يرغب الناس في معرفة ما الذي عليهم فعله، كانوا يذهبون أحيانًا إلى هذا النبي، ثم كان النبي يحاول أن يدخل في هذه الغيبة على أمل أن يحصل على رسالة من الله تخص ما يجب أن يفعله هذا الشخص. والناس الذين يدخلون في هذا النوع من الغيبة، كان من المحتمل أن يبدأوا أيضًا في تسبيح الله </w:t>
+      </w:r>
+      <w:r>
+        <w:rPr>
+          <w:rtl/>
+          <w:cs/>
+          <w:lang w:val="ar_AE" w:bidi="ar_AE"/>
+        </w:rPr>
+        <w:t>وعبادته</w:t>
+      </w:r>
+      <w:r>
+        <w:rPr>
+          <w:rtl/>
+          <w:cs/>
+          <w:lang w:val="ar_AE" w:bidi="ar_AE"/>
+        </w:rPr>
+        <w:t>.</w:t>
+      </w:r>
+    </w:p>
+    <w:p>
+      <w:pPr>
+        <w:bidi/>
+      </w:pPr>
+      <w:r>
+        <w:rPr>
+          <w:rtl/>
+          <w:cs/>
+          <w:lang w:val="ar_AE" w:bidi="ar_AE"/>
+        </w:rPr>
+      </w:r>
+      <w:r>
+        <w:rPr>
+          <w:rtl/>
+          <w:cs/>
+          <w:lang w:val="ar_AE" w:bidi="ar_AE"/>
+        </w:rPr>
+        <w:t xml:space="preserve">وفي العهد الجديد، يُعَلِّمنا بولس أن </w:t>
+      </w:r>
+      <w:r>
+        <w:rPr>
+          <w:rtl/>
+          <w:cs/>
+          <w:lang w:val="ar_AE" w:bidi="ar_AE"/>
+        </w:rPr>
+        <w:t>الروح القُدس</w:t>
+      </w:r>
+      <w:r>
+        <w:rPr>
+          <w:rtl/>
+          <w:cs/>
+          <w:lang w:val="ar_AE" w:bidi="ar_AE"/>
+        </w:rPr>
+        <w:t xml:space="preserve"> يُعطي بعض الناس القدرة على أن يقولوا نبوات. ومن خلال الروح القدس، يمكن لله أن يُعطي هؤلاء </w:t>
+      </w:r>
+      <w:r>
+        <w:rPr>
+          <w:rtl/>
+          <w:cs/>
+          <w:lang w:val="ar_AE" w:bidi="ar_AE"/>
+        </w:rPr>
+        <w:t>المؤمنين</w:t>
+      </w:r>
+      <w:r>
+        <w:rPr>
+          <w:rtl/>
+          <w:cs/>
+          <w:lang w:val="ar_AE" w:bidi="ar_AE"/>
+        </w:rPr>
+        <w:t xml:space="preserve"> بعض المعرفة أو البصيرة الخاصة لخير الكنيسة. ويدعو بولس هذا "موهبة النبوة". وهذه الموهبة ليست لجميع المؤمنين، لأن الروح القُدس يُعطي عطايا مختلفة للأشخاص المختلفين.</w:t>
+      </w:r>
+    </w:p>
+    <w:p>
+      <w:pPr>
+        <w:bidi/>
+      </w:pPr>
+      <w:r>
+        <w:rPr>
+          <w:rtl/>
+          <w:cs/>
+          <w:lang w:val="ar_AE" w:bidi="ar_AE"/>
+        </w:rPr>
+      </w:r>
+      <w:r>
+        <w:rPr>
+          <w:rtl/>
+          <w:cs/>
+          <w:lang w:val="ar_AE" w:bidi="ar_AE"/>
+        </w:rPr>
+        <w:t xml:space="preserve">وتمامًا كما كان في زمن العهد القديم، يمكن للناس أن يخدعوا الآخرين ويعطوا نبوة كاذبة. ولذلك، يجب على المؤمنين الآخرين أن يستمعوا بعناية إلى النبوة ويبحثوا عما إذا كانت هذه بالحق رسالة من الله أم لا. </w:t>
+      </w:r>
+    </w:p>
+    <w:p>
+      <w:pPr>
+        <w:bidi/>
+      </w:pPr>
+      <w:r>
+        <w:rPr>
+          <w:rtl/>
+          <w:cs/>
+          <w:lang w:val="ar_AE" w:bidi="ar_AE"/>
+        </w:rPr>
       </w:r>
       <w:r>
         <w:rPr>
@@ -1637,37 +1732,7 @@
           <w:cs/>
           <w:lang w:val="ar_AE" w:bidi="ar_AE"/>
         </w:rPr>
-        <w:t>اليهود</w:t>
-      </w:r>
-      <w:r>
-        <w:rPr>
-          <w:rtl/>
-          <w:cs/>
-          <w:lang w:val="ar_AE" w:bidi="ar_AE"/>
-        </w:rPr>
-        <w:t xml:space="preserve"> غالبًا ما يستخدمون كلمة "الأنبياء" أو "الناموس والأنبياء" للإشارة إلى ذلك الجزء من الكتاب المُقدَّس الذي نسميه الآن العهد القديم. و"</w:t>
-      </w:r>
-      <w:hyperlink r:id="rId33">
-        <w:r>
-          <w:rPr>
-            <w:rtl/>
-            <w:cs/>
-            <w:lang w:val="ar_AE" w:bidi="ar_AE"/>
-          </w:rPr>
-          <w:rPr>
-            <w:color w:val="0000EE"/>
-            <w:u w:val="single"/>
-          </w:rPr>
-          <w:t>الناموس</w:t>
-        </w:r>
-      </w:hyperlink>
-      <w:r>
-        <w:rPr>
-          <w:rtl/>
-          <w:cs/>
-          <w:lang w:val="ar_AE" w:bidi="ar_AE"/>
-        </w:rPr>
-        <w:t>" يشير إلى الجزء من العهد القديم الذي له علاقة بوصايا الله: وهذه هي الأسفار الخمسة الأولى من العهد القديم.</w:t>
+        <w:t>وعندما تقوم بترجمة كلمة نبي، كن حذرًا بشأن الأمور التالية:</w:t>
       </w:r>
     </w:p>
     <w:p>
@@ -1687,267 +1752,16 @@
           <w:cs/>
           <w:lang w:val="ar_AE" w:bidi="ar_AE"/>
         </w:rPr>
-        <w:t xml:space="preserve">وأحيانًا في العهد القديم نجد مصطلحات أخرى للإشارة إلى النبي أيضًا، مثل </w:t>
-      </w:r>
-      <w:r>
-        <w:rPr>
-          <w:b/>
-          <w:rtl/>
-          <w:cs/>
-          <w:lang w:val="ar_AE" w:bidi="ar_AE"/>
-        </w:rPr>
-        <w:t>رجل الله</w:t>
-      </w:r>
-      <w:r>
-        <w:rPr>
-          <w:rtl/>
-          <w:cs/>
-          <w:lang w:val="ar_AE" w:bidi="ar_AE"/>
-        </w:rPr>
-        <w:t xml:space="preserve"> أو </w:t>
-      </w:r>
-      <w:r>
-        <w:rPr>
-          <w:b/>
-          <w:rtl/>
-          <w:cs/>
-          <w:lang w:val="ar_AE" w:bidi="ar_AE"/>
-        </w:rPr>
-        <w:t>خادم الله</w:t>
-      </w:r>
-      <w:r>
-        <w:rPr>
-          <w:rtl/>
-          <w:cs/>
-          <w:lang w:val="ar_AE" w:bidi="ar_AE"/>
-        </w:rPr>
-        <w:t xml:space="preserve"> أو </w:t>
-      </w:r>
-      <w:r>
-        <w:rPr>
-          <w:b/>
-          <w:rtl/>
-          <w:cs/>
-          <w:lang w:val="ar_AE" w:bidi="ar_AE"/>
-        </w:rPr>
-        <w:t>الرائي</w:t>
-      </w:r>
-      <w:r>
-        <w:rPr>
-          <w:rtl/>
-          <w:cs/>
-          <w:lang w:val="ar_AE" w:bidi="ar_AE"/>
-        </w:rPr>
-        <w:t>. وكلمة "الرائي" تعني الشخص الذي يستطيع أن يرى. والنبي هو الرائي لأنه يستطيع أن يرى، أو يفهم، الله بوضوح أكثر من الآخرين ويَعلم أمورًا لا يمكن للآخرين أن يعرفوها. وهذا يحدث لأن الله يعطي النبي هذا الفهم.</w:t>
-      </w:r>
-    </w:p>
-    <w:p>
-      <w:pPr>
-        <w:bidi/>
-      </w:pPr>
-      <w:r>
-        <w:rPr>
-          <w:rtl/>
-          <w:cs/>
-          <w:lang w:val="ar_AE" w:bidi="ar_AE"/>
-        </w:rPr>
-      </w:r>
-      <w:r>
-        <w:rPr>
-          <w:rtl/>
-          <w:cs/>
-          <w:lang w:val="ar_AE" w:bidi="ar_AE"/>
-        </w:rPr>
-        <w:t xml:space="preserve">كما كان هناك </w:t>
-      </w:r>
-      <w:r>
-        <w:rPr>
-          <w:b/>
-          <w:rtl/>
-          <w:cs/>
-          <w:lang w:val="ar_AE" w:bidi="ar_AE"/>
-        </w:rPr>
-        <w:t>أنبياء كذبة</w:t>
-      </w:r>
-      <w:r>
-        <w:rPr>
-          <w:rtl/>
-          <w:cs/>
-          <w:lang w:val="ar_AE" w:bidi="ar_AE"/>
-        </w:rPr>
-        <w:t>. والنبي الكاذب لا يعطي رسالة من الله. لكنه يضع رسالته الخاصة، ويقول فقط ما يرغب الناس في سماعه. وبهذه الطريقة، سيحب الناس هذا النبي ويكرمونه. ونحن نستطيع أن نعرف النبي الكاذب لأن ما يقوله لن يتحقق.</w:t>
-      </w:r>
-    </w:p>
-    <w:p>
-      <w:pPr>
-        <w:bidi/>
-      </w:pPr>
-      <w:r>
-        <w:rPr>
-          <w:rtl/>
-          <w:cs/>
-          <w:lang w:val="ar_AE" w:bidi="ar_AE"/>
-        </w:rPr>
-      </w:r>
-      <w:r>
-        <w:rPr>
-          <w:rtl/>
-          <w:cs/>
-          <w:lang w:val="ar_AE" w:bidi="ar_AE"/>
-        </w:rPr>
-        <w:t xml:space="preserve">وفي العهد القديم، نسمع أحيانًا عن مجموعات من الأنبياء. وهؤلاء الأنبياء كانوا مختلفين قليلًا عن الأنبياء الذين ذكرناهم حتى الآن. فهذه الأنواع الأخرى من الأنبياء كانوا يتبعون طقوسًا معينة، لأنهم كانوا على سبيل المثال يستمعون إلى شخص يعزف على آلة موسيقية، ثم يدخلون في غيبة. وهذا يعني أنهم لم يكونوا مستيقظين تمامًا، وأيضًا لم يكونوا نائمين تمامًا. وفي هذه الحالة، كان الله يعطيهم أحيانًا بعض الإعلان الخاص. وعندما يرغب الناس في معرفة ما الذي عليهم فعله، كانوا يذهبون أحيانًا إلى هذا النبي، ثم كان النبي يحاول أن يدخل في هذه الغيبة على أمل أن يحصل على رسالة من الله تخص ما يجب أن يفعله هذا الشخص. والناس الذين يدخلون في هذا النوع من الغيبة، كان من المحتمل أن يبدأوا أيضًا في تسبيح الله </w:t>
-      </w:r>
-      <w:r>
-        <w:rPr>
-          <w:b/>
-          <w:rtl/>
-          <w:cs/>
-          <w:lang w:val="ar_AE" w:bidi="ar_AE"/>
-        </w:rPr>
-        <w:t>وعبادته</w:t>
-      </w:r>
-      <w:r>
-        <w:rPr>
-          <w:rtl/>
-          <w:cs/>
-          <w:lang w:val="ar_AE" w:bidi="ar_AE"/>
-        </w:rPr>
-        <w:t>.</w:t>
-      </w:r>
-    </w:p>
-    <w:p>
-      <w:pPr>
-        <w:bidi/>
-      </w:pPr>
-      <w:r>
-        <w:rPr>
-          <w:rtl/>
-          <w:cs/>
-          <w:lang w:val="ar_AE" w:bidi="ar_AE"/>
-        </w:rPr>
-      </w:r>
-      <w:r>
-        <w:rPr>
-          <w:rtl/>
-          <w:cs/>
-          <w:lang w:val="ar_AE" w:bidi="ar_AE"/>
-        </w:rPr>
-        <w:t xml:space="preserve">وفي العهد الجديد، يُعَلِّمنا بولس أن </w:t>
-      </w:r>
-      <w:hyperlink r:id="rId24">
-        <w:r>
-          <w:rPr>
-            <w:rtl/>
-            <w:cs/>
-            <w:lang w:val="ar_AE" w:bidi="ar_AE"/>
-          </w:rPr>
-          <w:rPr>
-            <w:color w:val="0000EE"/>
-            <w:u w:val="single"/>
-          </w:rPr>
-          <w:t>الروح القُدس</w:t>
-        </w:r>
-      </w:hyperlink>
-      <w:r>
-        <w:rPr>
-          <w:rtl/>
-          <w:cs/>
-          <w:lang w:val="ar_AE" w:bidi="ar_AE"/>
-        </w:rPr>
-        <w:t xml:space="preserve"> يُعطي بعض الناس القدرة على أن يقولوا نبوات. ومن خلال الروح القدس، يمكن لله أن يُعطي هؤلاء </w:t>
-      </w:r>
-      <w:r>
-        <w:rPr>
-          <w:b/>
-          <w:rtl/>
-          <w:cs/>
-          <w:lang w:val="ar_AE" w:bidi="ar_AE"/>
-        </w:rPr>
-        <w:t>المؤمنين</w:t>
-      </w:r>
-      <w:r>
-        <w:rPr>
-          <w:rtl/>
-          <w:cs/>
-          <w:lang w:val="ar_AE" w:bidi="ar_AE"/>
-        </w:rPr>
-        <w:t xml:space="preserve"> بعض المعرفة أو البصيرة الخاصة لخير الكنيسة. ويدعو بولس هذا "موهبة النبوة". وهذه الموهبة ليست لجميع المؤمنين، لأن الروح القُدس يُعطي عطايا مختلفة للأشخاص المختلفين.</w:t>
-      </w:r>
-    </w:p>
-    <w:p>
-      <w:pPr>
-        <w:bidi/>
-      </w:pPr>
-      <w:r>
-        <w:rPr>
-          <w:rtl/>
-          <w:cs/>
-          <w:lang w:val="ar_AE" w:bidi="ar_AE"/>
-        </w:rPr>
-      </w:r>
-      <w:r>
-        <w:rPr>
-          <w:rtl/>
-          <w:cs/>
-          <w:lang w:val="ar_AE" w:bidi="ar_AE"/>
-        </w:rPr>
-        <w:t xml:space="preserve">وتمامًا كما كان في زمن العهد القديم، يمكن للناس أن يخدعوا الآخرين ويعطوا نبوة كاذبة. ولذلك، يجب على المؤمنين الآخرين أن يستمعوا بعناية إلى النبوة ويبحثوا عما إذا كانت هذه بالحق رسالة من الله أم لا. </w:t>
-      </w:r>
-    </w:p>
-    <w:p>
-      <w:pPr>
-        <w:bidi/>
-      </w:pPr>
-      <w:r>
-        <w:rPr>
-          <w:rtl/>
-          <w:cs/>
-          <w:lang w:val="ar_AE" w:bidi="ar_AE"/>
-        </w:rPr>
-      </w:r>
-      <w:r>
-        <w:rPr>
-          <w:b/>
-          <w:rtl/>
-          <w:cs/>
-          <w:lang w:val="ar_AE" w:bidi="ar_AE"/>
-        </w:rPr>
-        <w:t>وعندما تقوم بترجمة كلمة نبي، كن حذرًا بشأن الأمور التالية:</w:t>
-      </w:r>
-    </w:p>
-    <w:p>
-      <w:pPr>
-        <w:bidi/>
-      </w:pPr>
-      <w:r>
-        <w:rPr>
-          <w:rtl/>
-          <w:cs/>
-          <w:lang w:val="ar_AE" w:bidi="ar_AE"/>
-        </w:rPr>
-      </w:r>
-      <w:r>
-        <w:rPr>
-          <w:rtl/>
-          <w:cs/>
-          <w:lang w:val="ar_AE" w:bidi="ar_AE"/>
-        </w:rPr>
         <w:t xml:space="preserve">احرص على ألا يرتبك الناس بين النبي والكلمة التي اخترتها لتشير إلى </w:t>
       </w:r>
-      <w:hyperlink r:id="rId34">
-        <w:r>
-          <w:rPr>
-            <w:rtl/>
-            <w:cs/>
-            <w:lang w:val="ar_AE" w:bidi="ar_AE"/>
-          </w:rPr>
-          <w:rPr>
-            <w:color w:val="0000EE"/>
-            <w:u w:val="single"/>
-          </w:rPr>
-          <w:t>ملاك</w:t>
-        </w:r>
-      </w:hyperlink>
+      <w:r>
+        <w:rPr>
+          <w:rtl/>
+          <w:cs/>
+          <w:lang w:val="ar_AE" w:bidi="ar_AE"/>
+        </w:rPr>
+        <w:t>ملاك</w:t>
+      </w:r>
       <w:r>
         <w:rPr>
           <w:rtl/>
@@ -2100,20 +1914,14 @@
         </w:rPr>
         <w:t xml:space="preserve">، كان يطلب من الله أن يفعل له شيئًا، وهو يعرض أن يفعل شيئًا في المقابل أو أن يمتنع عن فعل شيء ما. ويمكن للناس أن يصنعوا نذورًا ليُظهروا أنهم مكرسون </w:t>
       </w:r>
-      <w:hyperlink r:id="rId35">
-        <w:r>
-          <w:rPr>
-            <w:rtl/>
-            <w:cs/>
-            <w:lang w:val="ar_AE" w:bidi="ar_AE"/>
-          </w:rPr>
-          <w:rPr>
-            <w:color w:val="0000EE"/>
-            <w:u w:val="single"/>
-          </w:rPr>
-          <w:t>لله</w:t>
-        </w:r>
-      </w:hyperlink>
+      <w:r>
+        <w:rPr>
+          <w:rtl/>
+          <w:cs/>
+          <w:lang w:val="ar_AE" w:bidi="ar_AE"/>
+        </w:rPr>
+        <w:t>لله</w:t>
+      </w:r>
       <w:r>
         <w:rPr>
           <w:rtl/>
@@ -2122,20 +1930,14 @@
         </w:rPr>
         <w:t xml:space="preserve">. ولا يطلب الله من الناس أن ينذروا. لكن إذا نذر شخص ما، فإن النذر يصبح مُلزمًا بشدة، مثل </w:t>
       </w:r>
-      <w:hyperlink r:id="rId36">
-        <w:r>
-          <w:rPr>
-            <w:rtl/>
-            <w:cs/>
-            <w:lang w:val="ar_AE" w:bidi="ar_AE"/>
-          </w:rPr>
-          <w:rPr>
-            <w:color w:val="0000EE"/>
-            <w:u w:val="single"/>
-          </w:rPr>
-          <w:t>القَسَم</w:t>
-        </w:r>
-      </w:hyperlink>
+      <w:r>
+        <w:rPr>
+          <w:rtl/>
+          <w:cs/>
+          <w:lang w:val="ar_AE" w:bidi="ar_AE"/>
+        </w:rPr>
+        <w:t>القَسَم</w:t>
+      </w:r>
       <w:r>
         <w:rPr>
           <w:rtl/>
@@ -2383,65 +2185,63 @@
       </w:r>
       <w:r>
         <w:rPr>
+          <w:rtl/>
+          <w:cs/>
+          <w:lang w:val="ar_AE" w:bidi="ar_AE"/>
+        </w:rPr>
+        <w:t>يغفر</w:t>
+      </w:r>
+      <w:r>
+        <w:rPr>
+          <w:rtl/>
+          <w:cs/>
+          <w:lang w:val="ar_AE" w:bidi="ar_AE"/>
+        </w:rPr>
+        <w:t xml:space="preserve"> لهم </w:t>
+      </w:r>
+      <w:r>
+        <w:rPr>
+          <w:rtl/>
+          <w:cs/>
+          <w:lang w:val="ar_AE" w:bidi="ar_AE"/>
+        </w:rPr>
+        <w:t>خطاياهم</w:t>
+      </w:r>
+      <w:r>
+        <w:rPr>
+          <w:rtl/>
+          <w:cs/>
+          <w:lang w:val="ar_AE" w:bidi="ar_AE"/>
+        </w:rPr>
+        <w:t xml:space="preserve">، ويجعلهم أولاده. فالبشر يستحقون أن ينفصلوا ويُبعَدوا عن الله بسبب عصيانهم، لكن الله يحب البشر كثيرًا لدرجة أنه يريد أن يغفر لهم. لذلك فإن الله يفعل شيئًا صالحًا للبشر وهو الأمر الذي لا يستحقونه: فهو يغفر لهم. وهذه هي النعمة. </w:t>
+      </w:r>
+    </w:p>
+    <w:p>
+      <w:pPr>
+        <w:bidi/>
+      </w:pPr>
+      <w:r>
+        <w:rPr>
+          <w:rtl/>
+          <w:cs/>
+          <w:lang w:val="ar_AE" w:bidi="ar_AE"/>
+        </w:rPr>
+      </w:r>
+      <w:r>
+        <w:rPr>
+          <w:rtl/>
+          <w:cs/>
+          <w:lang w:val="ar_AE" w:bidi="ar_AE"/>
+        </w:rPr>
+        <w:t xml:space="preserve">وأحيانًا تعني النعمة شيئًا صالحًا قد فعله الله لشخص معين أو شيئًا صالحًا قد أعطاه له. على سبيل المثال، يقول بولس إن الله قد أعطاه </w:t>
+      </w:r>
+      <w:r>
+        <w:rPr>
           <w:b/>
           <w:rtl/>
           <w:cs/>
           <w:lang w:val="ar_AE" w:bidi="ar_AE"/>
         </w:rPr>
-        <w:t>يغفر</w:t>
-      </w:r>
-      <w:r>
-        <w:rPr>
-          <w:rtl/>
-          <w:cs/>
-          <w:lang w:val="ar_AE" w:bidi="ar_AE"/>
-        </w:rPr>
-        <w:t xml:space="preserve"> لهم </w:t>
-      </w:r>
-      <w:r>
-        <w:rPr>
-          <w:b/>
-          <w:rtl/>
-          <w:cs/>
-          <w:lang w:val="ar_AE" w:bidi="ar_AE"/>
-        </w:rPr>
-        <w:t>خطاياهم</w:t>
-      </w:r>
-      <w:r>
-        <w:rPr>
-          <w:rtl/>
-          <w:cs/>
-          <w:lang w:val="ar_AE" w:bidi="ar_AE"/>
-        </w:rPr>
-        <w:t xml:space="preserve">، ويجعلهم أولاده. فالبشر يستحقون أن ينفصلوا ويُبعَدوا عن الله بسبب عصيانهم، لكن الله يحب البشر كثيرًا لدرجة أنه يريد أن يغفر لهم. لذلك فإن الله يفعل شيئًا صالحًا للبشر وهو الأمر الذي لا يستحقونه: فهو يغفر لهم. وهذه هي النعمة. </w:t>
-      </w:r>
-    </w:p>
-    <w:p>
-      <w:pPr>
-        <w:bidi/>
-      </w:pPr>
-      <w:r>
-        <w:rPr>
-          <w:rtl/>
-          <w:cs/>
-          <w:lang w:val="ar_AE" w:bidi="ar_AE"/>
-        </w:rPr>
-      </w:r>
-      <w:r>
-        <w:rPr>
-          <w:rtl/>
-          <w:cs/>
-          <w:lang w:val="ar_AE" w:bidi="ar_AE"/>
-        </w:rPr>
-        <w:t xml:space="preserve">وأحيانًا تعني النعمة شيئًا صالحًا قد فعله الله لشخص معين أو شيئًا صالحًا قد أعطاه له. على سبيل المثال، يقول بولس إن الله قد أعطاه </w:t>
-      </w:r>
-      <w:r>
-        <w:rPr>
-          <w:b/>
-          <w:rtl/>
-          <w:cs/>
-          <w:lang w:val="ar_AE" w:bidi="ar_AE"/>
-        </w:rPr>
         <w:t>نعمة</w:t>
       </w:r>
       <w:r>
@@ -2452,20 +2252,14 @@
         </w:rPr>
         <w:t xml:space="preserve"> ليصير </w:t>
       </w:r>
-      <w:hyperlink r:id="rId37">
-        <w:r>
-          <w:rPr>
-            <w:rtl/>
-            <w:cs/>
-            <w:lang w:val="ar_AE" w:bidi="ar_AE"/>
-          </w:rPr>
-          <w:rPr>
-            <w:color w:val="0000EE"/>
-            <w:u w:val="single"/>
-          </w:rPr>
-          <w:t>رسولًا</w:t>
-        </w:r>
-      </w:hyperlink>
+      <w:r>
+        <w:rPr>
+          <w:rtl/>
+          <w:cs/>
+          <w:lang w:val="ar_AE" w:bidi="ar_AE"/>
+        </w:rPr>
+        <w:t>رسولًا</w:t>
+      </w:r>
       <w:r>
         <w:rPr>
           <w:rtl/>
@@ -2669,20 +2463,14 @@
         </w:rPr>
         <w:t>كما يستخدم الكتاب المُقدَّس كلمة "</w:t>
       </w:r>
-      <w:hyperlink r:id="rId38">
-        <w:r>
-          <w:rPr>
-            <w:rtl/>
-            <w:cs/>
-            <w:lang w:val="ar_AE" w:bidi="ar_AE"/>
-          </w:rPr>
-          <w:rPr>
-            <w:color w:val="0000EE"/>
-            <w:u w:val="single"/>
-          </w:rPr>
-          <w:t>روح</w:t>
-        </w:r>
-      </w:hyperlink>
+      <w:r>
+        <w:rPr>
+          <w:rtl/>
+          <w:cs/>
+          <w:lang w:val="ar_AE" w:bidi="ar_AE"/>
+        </w:rPr>
+        <w:t>روح</w:t>
+      </w:r>
       <w:r>
         <w:rPr>
           <w:rtl/>
@@ -2710,7 +2498,6 @@
       </w:r>
       <w:r>
         <w:rPr>
-          <w:b/>
           <w:rtl/>
           <w:cs/>
           <w:lang w:val="ar_AE" w:bidi="ar_AE"/>
@@ -2727,7 +2514,6 @@
       </w:r>
       <w:r>
         <w:rPr>
-          <w:b/>
           <w:rtl/>
           <w:cs/>
           <w:lang w:val="ar_AE" w:bidi="ar_AE"/>
@@ -2899,20 +2685,14 @@
         </w:rPr>
         <w:t xml:space="preserve"> هو نهر طويل يمر في </w:t>
       </w:r>
-      <w:hyperlink r:id="rId14">
-        <w:r>
-          <w:rPr>
-            <w:rtl/>
-            <w:cs/>
-            <w:lang w:val="ar_AE" w:bidi="ar_AE"/>
-          </w:rPr>
-          <w:rPr>
-            <w:color w:val="0000EE"/>
-            <w:u w:val="single"/>
-          </w:rPr>
-          <w:t>إسرائيل</w:t>
-        </w:r>
-      </w:hyperlink>
+      <w:r>
+        <w:rPr>
+          <w:rtl/>
+          <w:cs/>
+          <w:lang w:val="ar_AE" w:bidi="ar_AE"/>
+        </w:rPr>
+        <w:t>إسرائيل</w:t>
+      </w:r>
       <w:r>
         <w:rPr>
           <w:rtl/>
@@ -2923,7 +2703,6 @@
       </w:r>
       <w:r>
         <w:rPr>
-          <w:b/>
           <w:rtl/>
           <w:cs/>
           <w:lang w:val="ar_AE" w:bidi="ar_AE"/>
@@ -2960,7 +2739,6 @@
       </w:r>
       <w:r>
         <w:rPr>
-          <w:b/>
           <w:rtl/>
           <w:cs/>
           <w:lang w:val="ar_AE" w:bidi="ar_AE"/>
@@ -2977,7 +2755,6 @@
       </w:r>
       <w:r>
         <w:rPr>
-          <w:b/>
           <w:rtl/>
           <w:cs/>
           <w:lang w:val="ar_AE" w:bidi="ar_AE"/>
@@ -2994,7 +2771,6 @@
       </w:r>
       <w:r>
         <w:rPr>
-          <w:b/>
           <w:rtl/>
           <w:cs/>
           <w:lang w:val="ar_AE" w:bidi="ar_AE"/>
@@ -3125,20 +2901,14 @@
         </w:rPr>
         <w:t xml:space="preserve">كما يمكن للناس أن يجبروا الشخص على حمل نير إذا كان ذلك الشخص </w:t>
       </w:r>
-      <w:hyperlink r:id="rId39">
-        <w:r>
-          <w:rPr>
-            <w:rtl/>
-            <w:cs/>
-            <w:lang w:val="ar_AE" w:bidi="ar_AE"/>
-          </w:rPr>
-          <w:rPr>
-            <w:color w:val="0000EE"/>
-            <w:u w:val="single"/>
-          </w:rPr>
-          <w:t>عبدًا</w:t>
-        </w:r>
-      </w:hyperlink>
+      <w:r>
+        <w:rPr>
+          <w:rtl/>
+          <w:cs/>
+          <w:lang w:val="ar_AE" w:bidi="ar_AE"/>
+        </w:rPr>
+        <w:t>عبدًا</w:t>
+      </w:r>
       <w:r>
         <w:rPr>
           <w:rtl/>
